--- a/assets/downloads-editie-6/editie6_aflevering-11-kennislaag-als-bondgenoot.docx
+++ b/assets/downloads-editie-6/editie6_aflevering-11-kennislaag-als-bondgenoot.docx
@@ -101,7 +101,7 @@
         <w:pStyle w:val="BodyText"/>
       </w:pPr>
       <w:r>
-        <w:t xml:space="preserve">De Raad van State is een ander geval. Als institutioneel onafhankelijk adviesorgaan over wetgeving en grondwet beoordeelt zij elk wetsvoorstel op rechtmatigheid, uitvoerbaarheid, effectiviteit, proportionaliteit en wetgevingskwaliteit. Het leeuwendeel — drieënnegentig procent — krijgt een positief advies. Voor Nova Democratia is dat tweesnijdend. Op fase nul (grondwetswijzigingen) zal de Raad streng toetsen of de tekst constitutioneel houdbaar is — dat is een waarborg, geen blokkade. Op fase vier (sunsetwetten) is de Raad terughoudend, omdat tijdelijke wetgeving haar kernzorg over rechtszekerheid en uitvoerbaarheid raakt. Saldo: min zes op fase nul (technisch bondgenoot), plus vier op fase vier (terughoudend), netto min twee. Geen sterke bondgenoot, maar ook geen tegenstander.</w:t>
+        <w:t xml:space="preserve">De Raad van State is een ander geval. Als institutioneel onafhankelijk adviesorgaan over wetgeving en grondwet beoordeelt zij elk wetsvoorstel op rechtmatigheid, uitvoerbaarheid, effectiviteit, proportionaliteit en wetgevingskwaliteit. Het leeuwendeel — drieënnegentig procent — krijgt een positief advies. Voor Nova Democratia is dat tweesnijdend. Op fase nul (grondwetswijzigingen) zal de Raad streng toetsen of de tekst constitutioneel houdbaar is — dat is een waarborg, geen blokkade. Op fase vier (sunsetwetten) is de Raad terughoudend, omdat tijdelijke wetgeving haar kernzorg over rechtszekerheid en uitvoerbaarheid raakt. Saldo: min zes op fase nul (technisch bondgenoot), plus vier op fase vier (terughoudend), netto min twee. Geen sterke bondgenoot, maar ook geen schakel-met-traagheid.</w:t>
       </w:r>
     </w:p>
     <w:p>
@@ -245,7 +245,7 @@
         <w:pStyle w:val="BodyText"/>
       </w:pPr>
       <w:r>
-        <w:t xml:space="preserve">In de bijgewerkte Pareto-rangschikking voor blokkadekracht (aflevering twee) verschijnen twee nieuwe groepen: universiteiten (UNL en VH samen, totaalscore 695) en planbureaus en adviescolleges samen (totaalscore min vierhonderdtien — dus negatief, want zij steunen Nova Democratia). De top-twaalf wordt formeel een top-veertien. De universiteiten staan op plek elf — substantieel lager dan eerste-orde-actoren zoals onderwijsbonden of EU-recht, maar wel relevant. De planbureaus verschijnen niet als blokkadekracht maar als tegenkracht; in een aparte rangschikking zouden zij rechts op plek drie van de bondgenoten staan, achter UEI en VNO-NCW.</w:t>
+        <w:t xml:space="preserve">In de bijgewerkte Pareto-rangschikking voor remgewicht (aflevering twee) verschijnen twee nieuwe groepen: universiteiten (UNL en VH samen, totaalscore 695) en planbureaus en adviescolleges samen (totaalscore min vierhonderdtien — dus negatief, want zij steunen Nova Democratia). De top-twaalf wordt formeel een top-veertien. De universiteiten staan op plek elf — substantieel lager dan eerste-orde-actoren zoals onderwijsbonden of EU-recht, maar wel relevant. De planbureaus verschijnen niet als remgewicht maar als behoudende kracht; in een aparte rangschikking zouden zij rechts op plek drie van de bondgenoten staan, achter UEI en VNO-NCW.</w:t>
       </w:r>
     </w:p>
     <w:p>
